--- a/01_proyecto/trim7/Manuales/manual tecnico e instalacion.docx
+++ b/01_proyecto/trim7/Manuales/manual tecnico e instalacion.docx
@@ -1746,6 +1746,59 @@
     </w:p>
     <w:p>
       <w:pPr>
+        <w:pBdr>
+          <w:top w:val="nil"/>
+          <w:left w:val="nil"/>
+          <w:bottom w:val="nil"/>
+          <w:right w:val="nil"/>
+          <w:between w:val="nil"/>
+        </w:pBdr>
+        <w:shd w:val="clear" w:color="auto" w:fill="FFFFFF"/>
+        <w:spacing w:after="280" w:line="240" w:lineRule="auto"/>
+        <w:ind w:left="1080"/>
+        <w:rPr>
+          <w:color w:val="000000"/>
+        </w:rPr>
+      </w:pPr>
+      <w:hyperlink r:id="rId7" w:history="1">
+        <w:proofErr w:type="spellStart"/>
+        <w:r>
+          <w:rPr>
+            <w:rStyle w:val="Hipervnculo"/>
+          </w:rPr>
+          <w:t>zefiro</w:t>
+        </w:r>
+        <w:proofErr w:type="spellEnd"/>
+        <w:r>
+          <w:rPr>
+            <w:rStyle w:val="Hipervnculo"/>
+          </w:rPr>
+          <w:t>/01_proyecto/trim1/04_req</w:t>
+        </w:r>
+        <w:r>
+          <w:rPr>
+            <w:rStyle w:val="Hipervnculo"/>
+          </w:rPr>
+          <w:t>u</w:t>
+        </w:r>
+        <w:r>
+          <w:rPr>
+            <w:rStyle w:val="Hipervnculo"/>
+          </w:rPr>
+          <w:t>erimientos/IEEE.pdf at Test · Katherin-22/</w:t>
+        </w:r>
+        <w:proofErr w:type="spellStart"/>
+        <w:r>
+          <w:rPr>
+            <w:rStyle w:val="Hipervnculo"/>
+          </w:rPr>
+          <w:t>zefiro</w:t>
+        </w:r>
+        <w:proofErr w:type="spellEnd"/>
+      </w:hyperlink>
+    </w:p>
+    <w:p>
+      <w:pPr>
         <w:numPr>
           <w:ilvl w:val="0"/>
           <w:numId w:val="1"/>
@@ -1833,6 +1886,55 @@
         </w:rPr>
         <w:t>Diseño Conceptual / Modelo entidad relación</w:t>
       </w:r>
+    </w:p>
+    <w:p>
+      <w:pPr>
+        <w:pBdr>
+          <w:top w:val="nil"/>
+          <w:left w:val="nil"/>
+          <w:bottom w:val="nil"/>
+          <w:right w:val="nil"/>
+          <w:between w:val="nil"/>
+        </w:pBdr>
+        <w:shd w:val="clear" w:color="auto" w:fill="FFFFFF"/>
+        <w:spacing w:after="280" w:line="240" w:lineRule="auto"/>
+        <w:ind w:left="1080"/>
+        <w:rPr>
+          <w:b/>
+          <w:bCs/>
+          <w:color w:val="000000"/>
+        </w:rPr>
+      </w:pPr>
+      <w:hyperlink r:id="rId8" w:history="1">
+        <w:proofErr w:type="spellStart"/>
+        <w:r>
+          <w:rPr>
+            <w:rStyle w:val="Hipervnculo"/>
+            <w:b/>
+            <w:bCs/>
+          </w:rPr>
+          <w:t>zefiro</w:t>
+        </w:r>
+        <w:proofErr w:type="spellEnd"/>
+        <w:r>
+          <w:rPr>
+            <w:rStyle w:val="Hipervnculo"/>
+            <w:b/>
+            <w:bCs/>
+          </w:rPr>
+          <w:t>/01_proyecto/trim3/07_Modelo_Entidad_Relacion/Modelo entidad relacional zefiro.jpg at Test · Katherin-22/</w:t>
+        </w:r>
+        <w:proofErr w:type="spellStart"/>
+        <w:r>
+          <w:rPr>
+            <w:rStyle w:val="Hipervnculo"/>
+            <w:b/>
+            <w:bCs/>
+          </w:rPr>
+          <w:t>zefiro</w:t>
+        </w:r>
+        <w:proofErr w:type="spellEnd"/>
+      </w:hyperlink>
     </w:p>
     <w:p>
       <w:pPr>
@@ -1882,7 +1984,7 @@
                     <pic:cNvPicPr/>
                   </pic:nvPicPr>
                   <pic:blipFill>
-                    <a:blip r:embed="rId7" cstate="print">
+                    <a:blip r:embed="rId9" cstate="print">
                       <a:extLst>
                         <a:ext uri="{28A0092B-C50C-407E-A947-70E740481C1C}">
                           <a14:useLocalDpi xmlns:a14="http://schemas.microsoft.com/office/drawing/2010/main" val="0"/>
@@ -2011,6 +2113,35 @@
     </w:p>
     <w:p>
       <w:pPr>
+        <w:pBdr>
+          <w:top w:val="nil"/>
+          <w:left w:val="nil"/>
+          <w:bottom w:val="nil"/>
+          <w:right w:val="nil"/>
+          <w:between w:val="nil"/>
+        </w:pBdr>
+        <w:shd w:val="clear" w:color="auto" w:fill="FFFFFF"/>
+        <w:spacing w:after="280" w:line="240" w:lineRule="auto"/>
+        <w:ind w:left="1767"/>
+        <w:rPr>
+          <w:b/>
+          <w:bCs/>
+          <w:color w:val="000000"/>
+        </w:rPr>
+      </w:pPr>
+      <w:hyperlink r:id="rId10" w:anchor="gid=1721455776" w:history="1">
+        <w:r>
+          <w:rPr>
+            <w:rStyle w:val="Hipervnculo"/>
+            <w:b/>
+            <w:bCs/>
+          </w:rPr>
+          <w:t>normalizacion.xlsx - Hojas de cálculo de Google</w:t>
+        </w:r>
+      </w:hyperlink>
+    </w:p>
+    <w:p>
+      <w:pPr>
         <w:numPr>
           <w:ilvl w:val="2"/>
           <w:numId w:val="1"/>
@@ -2038,6 +2169,73 @@
         </w:rPr>
         <w:t>Diseño Lógico / Modelo relacional</w:t>
       </w:r>
+    </w:p>
+    <w:p>
+      <w:pPr>
+        <w:pBdr>
+          <w:top w:val="nil"/>
+          <w:left w:val="nil"/>
+          <w:bottom w:val="nil"/>
+          <w:right w:val="nil"/>
+          <w:between w:val="nil"/>
+        </w:pBdr>
+        <w:shd w:val="clear" w:color="auto" w:fill="FFFFFF"/>
+        <w:spacing w:after="280" w:line="240" w:lineRule="auto"/>
+        <w:ind w:left="1800"/>
+        <w:rPr>
+          <w:b/>
+          <w:bCs/>
+          <w:color w:val="000000"/>
+        </w:rPr>
+      </w:pPr>
+      <w:hyperlink r:id="rId11" w:history="1">
+        <w:proofErr w:type="spellStart"/>
+        <w:r>
+          <w:rPr>
+            <w:rStyle w:val="Hipervnculo"/>
+            <w:b/>
+            <w:bCs/>
+          </w:rPr>
+          <w:t>zefiro</w:t>
+        </w:r>
+        <w:proofErr w:type="spellEnd"/>
+        <w:r>
+          <w:rPr>
+            <w:rStyle w:val="Hipervnculo"/>
+            <w:b/>
+            <w:bCs/>
+          </w:rPr>
+          <w:t>/01_proyecto/trim3/01_modelo_relacional/</w:t>
+        </w:r>
+        <w:proofErr w:type="spellStart"/>
+        <w:r>
+          <w:rPr>
+            <w:rStyle w:val="Hipervnculo"/>
+            <w:b/>
+            <w:bCs/>
+          </w:rPr>
+          <w:t>Bd</w:t>
+        </w:r>
+        <w:proofErr w:type="spellEnd"/>
+        <w:r>
+          <w:rPr>
+            <w:rStyle w:val="Hipervnculo"/>
+            <w:b/>
+            <w:bCs/>
+          </w:rPr>
+          <w:t xml:space="preserve"> Zefiro.png at Test · Katherin-22/</w:t>
+        </w:r>
+        <w:proofErr w:type="spellStart"/>
+        <w:r>
+          <w:rPr>
+            <w:rStyle w:val="Hipervnculo"/>
+            <w:b/>
+            <w:bCs/>
+          </w:rPr>
+          <w:t>zefiro</w:t>
+        </w:r>
+        <w:proofErr w:type="spellEnd"/>
+      </w:hyperlink>
     </w:p>
     <w:p>
       <w:pPr>
@@ -2124,7 +2322,7 @@
                     <pic:cNvPicPr/>
                   </pic:nvPicPr>
                   <pic:blipFill>
-                    <a:blip r:embed="rId8" cstate="print">
+                    <a:blip r:embed="rId12" cstate="print">
                       <a:extLst>
                         <a:ext uri="{28A0092B-C50C-407E-A947-70E740481C1C}">
                           <a14:useLocalDpi xmlns:a14="http://schemas.microsoft.com/office/drawing/2010/main" val="0"/>
@@ -2190,8 +2388,9 @@
           <w:right w:val="nil"/>
           <w:between w:val="nil"/>
         </w:pBdr>
-        <w:spacing w:after="0" w:line="240" w:lineRule="auto"/>
-        <w:jc w:val="center"/>
+        <w:shd w:val="clear" w:color="auto" w:fill="FFFFFF"/>
+        <w:spacing w:after="280" w:line="240" w:lineRule="auto"/>
+        <w:ind w:left="1080"/>
         <w:rPr>
           <w:b/>
           <w:bCs/>
@@ -2321,6 +2520,24 @@
           <w:between w:val="nil"/>
         </w:pBdr>
         <w:spacing w:after="0" w:line="240" w:lineRule="auto"/>
+        <w:ind w:left="1080"/>
+        <w:rPr>
+          <w:b/>
+          <w:bCs/>
+          <w:color w:val="000000"/>
+        </w:rPr>
+      </w:pPr>
+    </w:p>
+    <w:p>
+      <w:pPr>
+        <w:pBdr>
+          <w:top w:val="nil"/>
+          <w:left w:val="nil"/>
+          <w:bottom w:val="nil"/>
+          <w:right w:val="nil"/>
+          <w:between w:val="nil"/>
+        </w:pBdr>
+        <w:spacing w:after="0" w:line="240" w:lineRule="auto"/>
         <w:ind w:left="1800"/>
         <w:rPr>
           <w:b/>
@@ -2805,6 +3022,82 @@
         </w:rPr>
         <w:t>Requerimientos funcionales:</w:t>
       </w:r>
+    </w:p>
+    <w:p>
+      <w:pPr>
+        <w:pBdr>
+          <w:top w:val="nil"/>
+          <w:left w:val="nil"/>
+          <w:bottom w:val="nil"/>
+          <w:right w:val="nil"/>
+          <w:between w:val="nil"/>
+        </w:pBdr>
+        <w:spacing w:after="0" w:line="240" w:lineRule="auto"/>
+        <w:rPr>
+          <w:color w:val="000000"/>
+        </w:rPr>
+      </w:pPr>
+      <w:r>
+        <w:rPr>
+          <w:color w:val="000000"/>
+        </w:rPr>
+        <w:tab/>
+        <w:t xml:space="preserve">      </w:t>
+      </w:r>
+    </w:p>
+    <w:p>
+      <w:pPr>
+        <w:pBdr>
+          <w:top w:val="nil"/>
+          <w:left w:val="nil"/>
+          <w:bottom w:val="nil"/>
+          <w:right w:val="nil"/>
+          <w:between w:val="nil"/>
+        </w:pBdr>
+        <w:spacing w:after="0" w:line="240" w:lineRule="auto"/>
+        <w:rPr>
+          <w:color w:val="000000"/>
+        </w:rPr>
+      </w:pPr>
+      <w:hyperlink r:id="rId13" w:history="1">
+        <w:proofErr w:type="spellStart"/>
+        <w:r>
+          <w:rPr>
+            <w:rStyle w:val="Hipervnculo"/>
+          </w:rPr>
+          <w:t>zefiro</w:t>
+        </w:r>
+        <w:proofErr w:type="spellEnd"/>
+        <w:r>
+          <w:rPr>
+            <w:rStyle w:val="Hipervnculo"/>
+          </w:rPr>
+          <w:t>/01_proyecto/trim2/02_casos_de_uso/caso de uso finalll.jpg at Test · Katherin-22/</w:t>
+        </w:r>
+        <w:proofErr w:type="spellStart"/>
+        <w:r>
+          <w:rPr>
+            <w:rStyle w:val="Hipervnculo"/>
+          </w:rPr>
+          <w:t>zefiro</w:t>
+        </w:r>
+        <w:proofErr w:type="spellEnd"/>
+      </w:hyperlink>
+    </w:p>
+    <w:p>
+      <w:pPr>
+        <w:pBdr>
+          <w:top w:val="nil"/>
+          <w:left w:val="nil"/>
+          <w:bottom w:val="nil"/>
+          <w:right w:val="nil"/>
+          <w:between w:val="nil"/>
+        </w:pBdr>
+        <w:spacing w:after="0" w:line="240" w:lineRule="auto"/>
+        <w:rPr>
+          <w:color w:val="000000"/>
+        </w:rPr>
+      </w:pPr>
     </w:p>
     <w:p>
       <w:pPr>
@@ -2842,7 +3135,7 @@
                     </pic:cNvPicPr>
                   </pic:nvPicPr>
                   <pic:blipFill>
-                    <a:blip r:embed="rId9" cstate="print">
+                    <a:blip r:embed="rId14" cstate="print">
                       <a:extLst>
                         <a:ext uri="{28A0092B-C50C-407E-A947-70E740481C1C}">
                           <a14:useLocalDpi xmlns:a14="http://schemas.microsoft.com/office/drawing/2010/main" val="0"/>
@@ -3177,28 +3470,99 @@
     </w:p>
     <w:p>
       <w:pPr>
-        <w:pBdr>
-          <w:top w:val="nil"/>
-          <w:left w:val="nil"/>
-          <w:bottom w:val="nil"/>
-          <w:right w:val="nil"/>
-          <w:between w:val="nil"/>
-        </w:pBdr>
-        <w:spacing w:after="0" w:line="240" w:lineRule="auto"/>
-        <w:rPr>
-          <w:b/>
-          <w:bCs/>
-          <w:color w:val="000000"/>
-        </w:rPr>
-      </w:pPr>
-      <w:r>
-        <w:rPr>
-          <w:b/>
-          <w:bCs/>
-          <w:color w:val="000000"/>
-        </w:rPr>
-        <w:t>4. Diagrama de Despliegue</w:t>
-      </w:r>
+        <w:pStyle w:val="Prrafodelista"/>
+        <w:numPr>
+          <w:ilvl w:val="0"/>
+          <w:numId w:val="1"/>
+        </w:numPr>
+        <w:pBdr>
+          <w:top w:val="nil"/>
+          <w:left w:val="nil"/>
+          <w:bottom w:val="nil"/>
+          <w:right w:val="nil"/>
+          <w:between w:val="nil"/>
+        </w:pBdr>
+        <w:spacing w:after="0" w:line="240" w:lineRule="auto"/>
+        <w:rPr>
+          <w:b/>
+          <w:bCs/>
+          <w:color w:val="000000"/>
+        </w:rPr>
+      </w:pPr>
+      <w:r>
+        <w:rPr>
+          <w:b/>
+          <w:bCs/>
+          <w:color w:val="000000"/>
+        </w:rPr>
+        <w:t>Diagrama de Despliegue</w:t>
+      </w:r>
+    </w:p>
+    <w:p>
+      <w:pPr>
+        <w:pStyle w:val="Prrafodelista"/>
+        <w:pBdr>
+          <w:top w:val="nil"/>
+          <w:left w:val="nil"/>
+          <w:bottom w:val="nil"/>
+          <w:right w:val="nil"/>
+          <w:between w:val="nil"/>
+        </w:pBdr>
+        <w:spacing w:after="0" w:line="240" w:lineRule="auto"/>
+        <w:rPr>
+          <w:b/>
+          <w:bCs/>
+          <w:color w:val="000000"/>
+        </w:rPr>
+      </w:pPr>
+      <w:hyperlink r:id="rId15" w:history="1">
+        <w:proofErr w:type="spellStart"/>
+        <w:r>
+          <w:rPr>
+            <w:rStyle w:val="Hipervnculo"/>
+            <w:b/>
+            <w:bCs/>
+          </w:rPr>
+          <w:t>zefiro</w:t>
+        </w:r>
+        <w:proofErr w:type="spellEnd"/>
+        <w:r>
+          <w:rPr>
+            <w:rStyle w:val="Hipervnculo"/>
+            <w:b/>
+            <w:bCs/>
+          </w:rPr>
+          <w:t>/01_proyecto/trim3/05_diagrama_distribucion/</w:t>
+        </w:r>
+        <w:proofErr w:type="spellStart"/>
+        <w:r>
+          <w:rPr>
+            <w:rStyle w:val="Hipervnculo"/>
+            <w:b/>
+            <w:bCs/>
+          </w:rPr>
+          <w:t>Zefiro.drawio</w:t>
+        </w:r>
+        <w:proofErr w:type="spellEnd"/>
+        <w:r>
+          <w:rPr>
+            <w:rStyle w:val="Hipervnculo"/>
+            <w:b/>
+            <w:bCs/>
+          </w:rPr>
+          <w:t xml:space="preserve"> (1).png at Test · Katherin-22/</w:t>
+        </w:r>
+        <w:proofErr w:type="spellStart"/>
+        <w:r>
+          <w:rPr>
+            <w:rStyle w:val="Hipervnculo"/>
+            <w:b/>
+            <w:bCs/>
+          </w:rPr>
+          <w:t>zefiro</w:t>
+        </w:r>
+        <w:proofErr w:type="spellEnd"/>
+      </w:hyperlink>
     </w:p>
     <w:p>
       <w:pPr>
@@ -3275,7 +3639,7 @@
                     <pic:cNvPicPr/>
                   </pic:nvPicPr>
                   <pic:blipFill>
-                    <a:blip r:embed="rId10" cstate="print">
+                    <a:blip r:embed="rId16" cstate="print">
                       <a:extLst>
                         <a:ext uri="{28A0092B-C50C-407E-A947-70E740481C1C}">
                           <a14:useLocalDpi xmlns:a14="http://schemas.microsoft.com/office/drawing/2010/main" val="0"/>
@@ -4538,7 +4902,6 @@
   <w:style w:type="character" w:default="1" w:styleId="Fuentedeprrafopredeter">
     <w:name w:val="Default Paragraph Font"/>
     <w:uiPriority w:val="1"/>
-    <w:semiHidden/>
     <w:unhideWhenUsed/>
   </w:style>
   <w:style w:type="table" w:default="1" w:styleId="Tablanormal">
@@ -4689,6 +5052,30 @@
       <w:ind w:left="720"/>
       <w:contextualSpacing/>
     </w:pPr>
+  </w:style>
+  <w:style w:type="character" w:styleId="Mencinsinresolver">
+    <w:name w:val="Unresolved Mention"/>
+    <w:basedOn w:val="Fuentedeprrafopredeter"/>
+    <w:uiPriority w:val="99"/>
+    <w:semiHidden/>
+    <w:unhideWhenUsed/>
+    <w:rsid w:val="009E73CB"/>
+    <w:rPr>
+      <w:color w:val="605E5C"/>
+      <w:shd w:val="clear" w:color="auto" w:fill="E1DFDD"/>
+    </w:rPr>
+  </w:style>
+  <w:style w:type="character" w:styleId="Hipervnculovisitado">
+    <w:name w:val="FollowedHyperlink"/>
+    <w:basedOn w:val="Fuentedeprrafopredeter"/>
+    <w:uiPriority w:val="99"/>
+    <w:semiHidden/>
+    <w:unhideWhenUsed/>
+    <w:rsid w:val="009E73CB"/>
+    <w:rPr>
+      <w:color w:val="954F72" w:themeColor="followedHyperlink"/>
+      <w:u w:val="single"/>
+    </w:rPr>
   </w:style>
 </w:styles>
 </file>
@@ -4955,28 +5342,28 @@
 </file>
 
 <file path=customXml/item1.xml><?xml version="1.0" encoding="utf-8"?>
+<b:Sources xmlns:b="http://schemas.openxmlformats.org/officeDocument/2006/bibliography" xmlns="http://schemas.openxmlformats.org/officeDocument/2006/bibliography" SelectedStyle="\APASixthEditionOfficeOnline.xsl" StyleName="APA" Version="6"/>
+</file>
+
+<file path=customXml/item2.xml><?xml version="1.0" encoding="utf-8"?>
 <go:gDocsCustomXmlDataStorage xmlns:go="http://customooxmlschemas.google.com/" xmlns:r="http://schemas.openxmlformats.org/officeDocument/2006/relationships" uri="GoogleDocsCustomDataVersion2">
   <go:docsCustomData xmlns:go="http://customooxmlschemas.google.com/" roundtripDataSignature="AMtx7mhP0G1LEoSYxB3P0XbqIh6fVGcvug==">CgMxLjAyDWguYTZyeWE3NTR1Nms4AHIhMVBSaldWZ0dTZnNEdDdRcl9TZmFzejBUR19GSnNYUWJZ</go:docsCustomData>
 </go:gDocsCustomXmlDataStorage>
 </file>
 
-<file path=customXml/item2.xml><?xml version="1.0" encoding="utf-8"?>
-<b:Sources xmlns:b="http://schemas.openxmlformats.org/officeDocument/2006/bibliography" xmlns="http://schemas.openxmlformats.org/officeDocument/2006/bibliography" SelectedStyle="\APASixthEditionOfficeOnline.xsl" StyleName="APA" Version="6"/>
+<file path=customXml/itemProps1.xml><?xml version="1.0" encoding="utf-8"?>
+<ds:datastoreItem xmlns:ds="http://schemas.openxmlformats.org/officeDocument/2006/customXml" ds:itemID="{5D8F88F2-0F58-4D56-A6C1-D6C1D540548A}">
+  <ds:schemaRefs>
+    <ds:schemaRef ds:uri="http://schemas.openxmlformats.org/officeDocument/2006/bibliography"/>
+  </ds:schemaRefs>
+</ds:datastoreItem>
 </file>
 
-<file path=customXml/itemProps1.xml><?xml version="1.0" encoding="utf-8"?>
+<file path=customXml/itemProps2.xml><?xml version="1.0" encoding="utf-8"?>
 <ds:datastoreItem xmlns:ds="http://schemas.openxmlformats.org/officeDocument/2006/customXml" ds:itemID="{11111111-1234-1234-1234-123412341234}">
   <ds:schemaRefs>
     <ds:schemaRef ds:uri="http://customooxmlschemas.google.com/"/>
     <ds:schemaRef ds:uri="http://schemas.openxmlformats.org/officeDocument/2006/relationships"/>
   </ds:schemaRefs>
 </ds:datastoreItem>
-</file>
-
-<file path=customXml/itemProps2.xml><?xml version="1.0" encoding="utf-8"?>
-<ds:datastoreItem xmlns:ds="http://schemas.openxmlformats.org/officeDocument/2006/customXml" ds:itemID="{5D8F88F2-0F58-4D56-A6C1-D6C1D540548A}">
-  <ds:schemaRefs>
-    <ds:schemaRef ds:uri="http://schemas.openxmlformats.org/officeDocument/2006/bibliography"/>
-  </ds:schemaRefs>
-</ds:datastoreItem>
 </file>
--- a/01_proyecto/trim7/Manuales/manual tecnico e instalacion.docx
+++ b/01_proyecto/trim7/Manuales/manual tecnico e instalacion.docx
@@ -1773,19 +1773,7 @@
           <w:rPr>
             <w:rStyle w:val="Hipervnculo"/>
           </w:rPr>
-          <w:t>/01_proyecto/trim1/04_req</w:t>
-        </w:r>
-        <w:r>
-          <w:rPr>
-            <w:rStyle w:val="Hipervnculo"/>
-          </w:rPr>
-          <w:t>u</w:t>
-        </w:r>
-        <w:r>
-          <w:rPr>
-            <w:rStyle w:val="Hipervnculo"/>
-          </w:rPr>
-          <w:t>erimientos/IEEE.pdf at Test · Katherin-22/</w:t>
+          <w:t>/01_proyecto/trim1/04_requerimientos/IEEE.pdf at Test · Katherin-22/</w:t>
         </w:r>
         <w:proofErr w:type="spellStart"/>
         <w:r>
@@ -2397,42 +2385,26 @@
           <w:color w:val="000000"/>
         </w:rPr>
       </w:pPr>
-    </w:p>
-    <w:p>
-      <w:pPr>
-        <w:pBdr>
-          <w:top w:val="nil"/>
-          <w:left w:val="nil"/>
-          <w:bottom w:val="nil"/>
-          <w:right w:val="nil"/>
-          <w:between w:val="nil"/>
-        </w:pBdr>
-        <w:spacing w:after="0" w:line="240" w:lineRule="auto"/>
-        <w:jc w:val="center"/>
-        <w:rPr>
-          <w:b/>
-          <w:bCs/>
-          <w:color w:val="000000"/>
-        </w:rPr>
-      </w:pPr>
-    </w:p>
-    <w:p>
-      <w:pPr>
-        <w:pBdr>
-          <w:top w:val="nil"/>
-          <w:left w:val="nil"/>
-          <w:bottom w:val="nil"/>
-          <w:right w:val="nil"/>
-          <w:between w:val="nil"/>
-        </w:pBdr>
-        <w:spacing w:after="0" w:line="240" w:lineRule="auto"/>
-        <w:jc w:val="center"/>
-        <w:rPr>
-          <w:b/>
-          <w:bCs/>
-          <w:color w:val="000000"/>
-        </w:rPr>
-      </w:pPr>
+      <w:hyperlink r:id="rId13" w:history="1">
+        <w:r>
+          <w:rPr>
+            <w:rStyle w:val="Hipervnculo"/>
+            <w:b/>
+            <w:bCs/>
+          </w:rPr>
+          <w:t>zefiro/01_proyecto/trim3/03_diccionario_datos/Diccionario_zefiro.pdf at Test · Katherin-22/</w:t>
+        </w:r>
+        <w:proofErr w:type="spellStart"/>
+        <w:r>
+          <w:rPr>
+            <w:rStyle w:val="Hipervnculo"/>
+            <w:b/>
+            <w:bCs/>
+          </w:rPr>
+          <w:t>zefiro</w:t>
+        </w:r>
+        <w:proofErr w:type="spellEnd"/>
+      </w:hyperlink>
     </w:p>
     <w:p>
       <w:pPr>
@@ -2520,13 +2492,60 @@
           <w:between w:val="nil"/>
         </w:pBdr>
         <w:spacing w:after="0" w:line="240" w:lineRule="auto"/>
-        <w:ind w:left="1080"/>
-        <w:rPr>
-          <w:b/>
-          <w:bCs/>
-          <w:color w:val="000000"/>
-        </w:rPr>
-      </w:pPr>
+        <w:rPr>
+          <w:b/>
+          <w:bCs/>
+          <w:color w:val="000000"/>
+        </w:rPr>
+      </w:pPr>
+      <w:hyperlink r:id="rId14" w:history="1">
+        <w:proofErr w:type="spellStart"/>
+        <w:r>
+          <w:rPr>
+            <w:rStyle w:val="Hipervnculo"/>
+            <w:b/>
+            <w:bCs/>
+          </w:rPr>
+          <w:t>zefiro</w:t>
+        </w:r>
+        <w:proofErr w:type="spellEnd"/>
+        <w:r>
+          <w:rPr>
+            <w:rStyle w:val="Hipervnculo"/>
+            <w:b/>
+            <w:bCs/>
+          </w:rPr>
+          <w:t xml:space="preserve">/01_proyecto/trim7/Manuales/Manual de </w:t>
+        </w:r>
+        <w:proofErr w:type="spellStart"/>
+        <w:r>
+          <w:rPr>
+            <w:rStyle w:val="Hipervnculo"/>
+            <w:b/>
+            <w:bCs/>
+          </w:rPr>
+          <w:t>Instalacion</w:t>
+        </w:r>
+        <w:proofErr w:type="spellEnd"/>
+        <w:r>
+          <w:rPr>
+            <w:rStyle w:val="Hipervnculo"/>
+            <w:b/>
+            <w:bCs/>
+          </w:rPr>
+          <w:t xml:space="preserve"> del software requerido para Zefiro.pdf at Test · Katherin-22/</w:t>
+        </w:r>
+        <w:proofErr w:type="spellStart"/>
+        <w:r>
+          <w:rPr>
+            <w:rStyle w:val="Hipervnculo"/>
+            <w:b/>
+            <w:bCs/>
+          </w:rPr>
+          <w:t>zefiro</w:t>
+        </w:r>
+        <w:proofErr w:type="spellEnd"/>
+      </w:hyperlink>
     </w:p>
     <w:p>
       <w:pPr>
@@ -3059,7 +3078,7 @@
           <w:color w:val="000000"/>
         </w:rPr>
       </w:pPr>
-      <w:hyperlink r:id="rId13" w:history="1">
+      <w:hyperlink r:id="rId15" w:history="1">
         <w:proofErr w:type="spellStart"/>
         <w:r>
           <w:rPr>
@@ -3135,7 +3154,7 @@
                     </pic:cNvPicPr>
                   </pic:nvPicPr>
                   <pic:blipFill>
-                    <a:blip r:embed="rId14" cstate="print">
+                    <a:blip r:embed="rId16" cstate="print">
                       <a:extLst>
                         <a:ext uri="{28A0092B-C50C-407E-A947-70E740481C1C}">
                           <a14:useLocalDpi xmlns:a14="http://schemas.microsoft.com/office/drawing/2010/main" val="0"/>
@@ -3515,7 +3534,7 @@
           <w:color w:val="000000"/>
         </w:rPr>
       </w:pPr>
-      <w:hyperlink r:id="rId15" w:history="1">
+      <w:hyperlink r:id="rId17" w:history="1">
         <w:proofErr w:type="spellStart"/>
         <w:r>
           <w:rPr>
@@ -3639,7 +3658,7 @@
                     <pic:cNvPicPr/>
                   </pic:nvPicPr>
                   <pic:blipFill>
-                    <a:blip r:embed="rId16" cstate="print">
+                    <a:blip r:embed="rId18" cstate="print">
                       <a:extLst>
                         <a:ext uri="{28A0092B-C50C-407E-A947-70E740481C1C}">
                           <a14:useLocalDpi xmlns:a14="http://schemas.microsoft.com/office/drawing/2010/main" val="0"/>
@@ -5342,28 +5361,28 @@
 </file>
 
 <file path=customXml/item1.xml><?xml version="1.0" encoding="utf-8"?>
-<b:Sources xmlns:b="http://schemas.openxmlformats.org/officeDocument/2006/bibliography" xmlns="http://schemas.openxmlformats.org/officeDocument/2006/bibliography" SelectedStyle="\APASixthEditionOfficeOnline.xsl" StyleName="APA" Version="6"/>
-</file>
-
-<file path=customXml/item2.xml><?xml version="1.0" encoding="utf-8"?>
 <go:gDocsCustomXmlDataStorage xmlns:go="http://customooxmlschemas.google.com/" xmlns:r="http://schemas.openxmlformats.org/officeDocument/2006/relationships" uri="GoogleDocsCustomDataVersion2">
   <go:docsCustomData xmlns:go="http://customooxmlschemas.google.com/" roundtripDataSignature="AMtx7mhP0G1LEoSYxB3P0XbqIh6fVGcvug==">CgMxLjAyDWguYTZyeWE3NTR1Nms4AHIhMVBSaldWZ0dTZnNEdDdRcl9TZmFzejBUR19GSnNYUWJZ</go:docsCustomData>
 </go:gDocsCustomXmlDataStorage>
 </file>
 
-<file path=customXml/itemProps1.xml><?xml version="1.0" encoding="utf-8"?>
-<ds:datastoreItem xmlns:ds="http://schemas.openxmlformats.org/officeDocument/2006/customXml" ds:itemID="{5D8F88F2-0F58-4D56-A6C1-D6C1D540548A}">
-  <ds:schemaRefs>
-    <ds:schemaRef ds:uri="http://schemas.openxmlformats.org/officeDocument/2006/bibliography"/>
-  </ds:schemaRefs>
-</ds:datastoreItem>
+<file path=customXml/item2.xml><?xml version="1.0" encoding="utf-8"?>
+<b:Sources xmlns:b="http://schemas.openxmlformats.org/officeDocument/2006/bibliography" xmlns="http://schemas.openxmlformats.org/officeDocument/2006/bibliography" SelectedStyle="\APASixthEditionOfficeOnline.xsl" StyleName="APA" Version="6"/>
 </file>
 
-<file path=customXml/itemProps2.xml><?xml version="1.0" encoding="utf-8"?>
+<file path=customXml/itemProps1.xml><?xml version="1.0" encoding="utf-8"?>
 <ds:datastoreItem xmlns:ds="http://schemas.openxmlformats.org/officeDocument/2006/customXml" ds:itemID="{11111111-1234-1234-1234-123412341234}">
   <ds:schemaRefs>
     <ds:schemaRef ds:uri="http://customooxmlschemas.google.com/"/>
     <ds:schemaRef ds:uri="http://schemas.openxmlformats.org/officeDocument/2006/relationships"/>
   </ds:schemaRefs>
 </ds:datastoreItem>
+</file>
+
+<file path=customXml/itemProps2.xml><?xml version="1.0" encoding="utf-8"?>
+<ds:datastoreItem xmlns:ds="http://schemas.openxmlformats.org/officeDocument/2006/customXml" ds:itemID="{5D8F88F2-0F58-4D56-A6C1-D6C1D540548A}">
+  <ds:schemaRefs>
+    <ds:schemaRef ds:uri="http://schemas.openxmlformats.org/officeDocument/2006/bibliography"/>
+  </ds:schemaRefs>
+</ds:datastoreItem>
 </file>
--- a/01_proyecto/trim7/Manuales/manual tecnico e instalacion.docx
+++ b/01_proyecto/trim7/Manuales/manual tecnico e instalacion.docx
@@ -2112,12 +2112,76 @@
         <w:spacing w:after="280" w:line="240" w:lineRule="auto"/>
         <w:ind w:left="1767"/>
         <w:rPr>
-          <w:b/>
-          <w:bCs/>
-          <w:color w:val="000000"/>
-        </w:rPr>
-      </w:pPr>
-      <w:hyperlink r:id="rId10" w:anchor="gid=1721455776" w:history="1">
+          <w:color w:val="000000"/>
+          <w:lang w:val="en-US"/>
+        </w:rPr>
+      </w:pPr>
+      <w:r>
+        <w:rPr>
+          <w:color w:val="000000"/>
+          <w:lang w:val="en-US"/>
+        </w:rPr>
+        <w:t xml:space="preserve">Link GitHub: </w:t>
+      </w:r>
+    </w:p>
+    <w:p>
+      <w:pPr>
+        <w:pBdr>
+          <w:top w:val="nil"/>
+          <w:left w:val="nil"/>
+          <w:bottom w:val="nil"/>
+          <w:right w:val="nil"/>
+          <w:between w:val="nil"/>
+        </w:pBdr>
+        <w:shd w:val="clear" w:color="auto" w:fill="FFFFFF"/>
+        <w:spacing w:after="280" w:line="240" w:lineRule="auto"/>
+        <w:ind w:left="1767"/>
+        <w:rPr>
+          <w:b/>
+          <w:bCs/>
+          <w:color w:val="000000"/>
+          <w:lang w:val="en-US"/>
+        </w:rPr>
+      </w:pPr>
+      <w:hyperlink r:id="rId10" w:history="1">
+        <w:r>
+          <w:rPr>
+            <w:rStyle w:val="Hipervnculo"/>
+            <w:b/>
+            <w:bCs/>
+            <w:lang w:val="en-US"/>
+          </w:rPr>
+          <w:t>https://github.com/Katherin-22/zefiro/blob/Test/01_proyecto/trim3/02_normalizacion/normalizacion.xlsx</w:t>
+        </w:r>
+      </w:hyperlink>
+    </w:p>
+    <w:p>
+      <w:pPr>
+        <w:pBdr>
+          <w:top w:val="nil"/>
+          <w:left w:val="nil"/>
+          <w:bottom w:val="nil"/>
+          <w:right w:val="nil"/>
+          <w:between w:val="nil"/>
+        </w:pBdr>
+        <w:shd w:val="clear" w:color="auto" w:fill="FFFFFF"/>
+        <w:spacing w:after="280" w:line="240" w:lineRule="auto"/>
+        <w:ind w:left="1767"/>
+        <w:rPr>
+          <w:b/>
+          <w:bCs/>
+          <w:color w:val="000000"/>
+        </w:rPr>
+      </w:pPr>
+      <w:proofErr w:type="gramStart"/>
+      <w:r>
+        <w:t>Link</w:t>
+      </w:r>
+      <w:proofErr w:type="gramEnd"/>
+      <w:r>
+        <w:t xml:space="preserve"> Drive: </w:t>
+      </w:r>
+      <w:hyperlink r:id="rId11" w:anchor="gid=1721455776" w:history="1">
         <w:r>
           <w:rPr>
             <w:rStyle w:val="Hipervnculo"/>
@@ -2176,7 +2240,7 @@
           <w:color w:val="000000"/>
         </w:rPr>
       </w:pPr>
-      <w:hyperlink r:id="rId11" w:history="1">
+      <w:hyperlink r:id="rId12" w:history="1">
         <w:proofErr w:type="spellStart"/>
         <w:r>
           <w:rPr>
@@ -2310,7 +2374,7 @@
                     <pic:cNvPicPr/>
                   </pic:nvPicPr>
                   <pic:blipFill>
-                    <a:blip r:embed="rId12" cstate="print">
+                    <a:blip r:embed="rId13" cstate="print">
                       <a:extLst>
                         <a:ext uri="{28A0092B-C50C-407E-A947-70E740481C1C}">
                           <a14:useLocalDpi xmlns:a14="http://schemas.microsoft.com/office/drawing/2010/main" val="0"/>
@@ -2385,7 +2449,7 @@
           <w:color w:val="000000"/>
         </w:rPr>
       </w:pPr>
-      <w:hyperlink r:id="rId13" w:history="1">
+      <w:hyperlink r:id="rId14" w:history="1">
         <w:r>
           <w:rPr>
             <w:rStyle w:val="Hipervnculo"/>
@@ -2498,7 +2562,7 @@
           <w:color w:val="000000"/>
         </w:rPr>
       </w:pPr>
-      <w:hyperlink r:id="rId14" w:history="1">
+      <w:hyperlink r:id="rId15" w:history="1">
         <w:proofErr w:type="spellStart"/>
         <w:r>
           <w:rPr>
@@ -3078,7 +3142,7 @@
           <w:color w:val="000000"/>
         </w:rPr>
       </w:pPr>
-      <w:hyperlink r:id="rId15" w:history="1">
+      <w:hyperlink r:id="rId16" w:history="1">
         <w:proofErr w:type="spellStart"/>
         <w:r>
           <w:rPr>
@@ -3154,7 +3218,7 @@
                     </pic:cNvPicPr>
                   </pic:nvPicPr>
                   <pic:blipFill>
-                    <a:blip r:embed="rId16" cstate="print">
+                    <a:blip r:embed="rId17" cstate="print">
                       <a:extLst>
                         <a:ext uri="{28A0092B-C50C-407E-A947-70E740481C1C}">
                           <a14:useLocalDpi xmlns:a14="http://schemas.microsoft.com/office/drawing/2010/main" val="0"/>
@@ -3534,53 +3598,31 @@
           <w:color w:val="000000"/>
         </w:rPr>
       </w:pPr>
-      <w:hyperlink r:id="rId17" w:history="1">
-        <w:proofErr w:type="spellStart"/>
+      <w:hyperlink r:id="rId18" w:history="1">
         <w:r>
           <w:rPr>
             <w:rStyle w:val="Hipervnculo"/>
             <w:b/>
             <w:bCs/>
           </w:rPr>
-          <w:t>zefiro</w:t>
+          <w:t>https://github.com/Katherin-22/zefiro</w:t>
         </w:r>
-        <w:proofErr w:type="spellEnd"/>
         <w:r>
           <w:rPr>
             <w:rStyle w:val="Hipervnculo"/>
             <w:b/>
             <w:bCs/>
           </w:rPr>
-          <w:t>/01_proyecto/trim3/05_diagrama_distribucion/</w:t>
+          <w:t>/</w:t>
         </w:r>
-        <w:proofErr w:type="spellStart"/>
         <w:r>
           <w:rPr>
             <w:rStyle w:val="Hipervnculo"/>
             <w:b/>
             <w:bCs/>
           </w:rPr>
-          <w:t>Zefiro.drawio</w:t>
+          <w:t>blob/Test/01_proyecto/trim7/Diagrama%20Despliegue/Zefiro.drawio.png</w:t>
         </w:r>
-        <w:proofErr w:type="spellEnd"/>
-        <w:r>
-          <w:rPr>
-            <w:rStyle w:val="Hipervnculo"/>
-            <w:b/>
-            <w:bCs/>
-          </w:rPr>
-          <w:t xml:space="preserve"> (1).png at Test · Katherin-22/</w:t>
-        </w:r>
-        <w:proofErr w:type="spellStart"/>
-        <w:r>
-          <w:rPr>
-            <w:rStyle w:val="Hipervnculo"/>
-            <w:b/>
-            <w:bCs/>
-          </w:rPr>
-          <w:t>zefiro</w:t>
-        </w:r>
-        <w:proofErr w:type="spellEnd"/>
       </w:hyperlink>
     </w:p>
     <w:p>
@@ -3643,10 +3685,10 @@
           <w:color w:val="000000"/>
         </w:rPr>
         <w:drawing>
-          <wp:inline distT="0" distB="0" distL="0" distR="0" wp14:anchorId="7F2AD631" wp14:editId="3C05E808">
+          <wp:inline distT="0" distB="0" distL="0" distR="0" wp14:anchorId="17C9FBCB" wp14:editId="789EDAA7">
             <wp:extent cx="5612130" cy="2732405"/>
             <wp:effectExtent l="0" t="0" r="7620" b="0"/>
-            <wp:docPr id="1877915348" name="Imagen 1"/>
+            <wp:docPr id="1332244983" name="Imagen 1"/>
             <wp:cNvGraphicFramePr>
               <a:graphicFrameLocks xmlns:a="http://schemas.openxmlformats.org/drawingml/2006/main" noChangeAspect="1"/>
             </wp:cNvGraphicFramePr>
@@ -3654,11 +3696,11 @@
               <a:graphicData uri="http://schemas.openxmlformats.org/drawingml/2006/picture">
                 <pic:pic xmlns:pic="http://schemas.openxmlformats.org/drawingml/2006/picture">
                   <pic:nvPicPr>
-                    <pic:cNvPr id="1877915348" name="Imagen 1877915348"/>
+                    <pic:cNvPr id="1332244983" name="Imagen 1332244983"/>
                     <pic:cNvPicPr/>
                   </pic:nvPicPr>
                   <pic:blipFill>
-                    <a:blip r:embed="rId18" cstate="print">
+                    <a:blip r:embed="rId19" cstate="print">
                       <a:extLst>
                         <a:ext uri="{28A0092B-C50C-407E-A947-70E740481C1C}">
                           <a14:useLocalDpi xmlns:a14="http://schemas.microsoft.com/office/drawing/2010/main" val="0"/>
@@ -4921,6 +4963,7 @@
   <w:style w:type="character" w:default="1" w:styleId="Fuentedeprrafopredeter">
     <w:name w:val="Default Paragraph Font"/>
     <w:uiPriority w:val="1"/>
+    <w:semiHidden/>
     <w:unhideWhenUsed/>
   </w:style>
   <w:style w:type="table" w:default="1" w:styleId="Tablanormal">
@@ -5361,28 +5404,28 @@
 </file>
 
 <file path=customXml/item1.xml><?xml version="1.0" encoding="utf-8"?>
+<b:Sources xmlns:b="http://schemas.openxmlformats.org/officeDocument/2006/bibliography" xmlns="http://schemas.openxmlformats.org/officeDocument/2006/bibliography" SelectedStyle="\APASixthEditionOfficeOnline.xsl" StyleName="APA" Version="6"/>
+</file>
+
+<file path=customXml/item2.xml><?xml version="1.0" encoding="utf-8"?>
 <go:gDocsCustomXmlDataStorage xmlns:go="http://customooxmlschemas.google.com/" xmlns:r="http://schemas.openxmlformats.org/officeDocument/2006/relationships" uri="GoogleDocsCustomDataVersion2">
   <go:docsCustomData xmlns:go="http://customooxmlschemas.google.com/" roundtripDataSignature="AMtx7mhP0G1LEoSYxB3P0XbqIh6fVGcvug==">CgMxLjAyDWguYTZyeWE3NTR1Nms4AHIhMVBSaldWZ0dTZnNEdDdRcl9TZmFzejBUR19GSnNYUWJZ</go:docsCustomData>
 </go:gDocsCustomXmlDataStorage>
 </file>
 
-<file path=customXml/item2.xml><?xml version="1.0" encoding="utf-8"?>
-<b:Sources xmlns:b="http://schemas.openxmlformats.org/officeDocument/2006/bibliography" xmlns="http://schemas.openxmlformats.org/officeDocument/2006/bibliography" SelectedStyle="\APASixthEditionOfficeOnline.xsl" StyleName="APA" Version="6"/>
+<file path=customXml/itemProps1.xml><?xml version="1.0" encoding="utf-8"?>
+<ds:datastoreItem xmlns:ds="http://schemas.openxmlformats.org/officeDocument/2006/customXml" ds:itemID="{5D8F88F2-0F58-4D56-A6C1-D6C1D540548A}">
+  <ds:schemaRefs>
+    <ds:schemaRef ds:uri="http://schemas.openxmlformats.org/officeDocument/2006/bibliography"/>
+  </ds:schemaRefs>
+</ds:datastoreItem>
 </file>
 
-<file path=customXml/itemProps1.xml><?xml version="1.0" encoding="utf-8"?>
+<file path=customXml/itemProps2.xml><?xml version="1.0" encoding="utf-8"?>
 <ds:datastoreItem xmlns:ds="http://schemas.openxmlformats.org/officeDocument/2006/customXml" ds:itemID="{11111111-1234-1234-1234-123412341234}">
   <ds:schemaRefs>
     <ds:schemaRef ds:uri="http://customooxmlschemas.google.com/"/>
     <ds:schemaRef ds:uri="http://schemas.openxmlformats.org/officeDocument/2006/relationships"/>
   </ds:schemaRefs>
 </ds:datastoreItem>
-</file>
-
-<file path=customXml/itemProps2.xml><?xml version="1.0" encoding="utf-8"?>
-<ds:datastoreItem xmlns:ds="http://schemas.openxmlformats.org/officeDocument/2006/customXml" ds:itemID="{5D8F88F2-0F58-4D56-A6C1-D6C1D540548A}">
-  <ds:schemaRefs>
-    <ds:schemaRef ds:uri="http://schemas.openxmlformats.org/officeDocument/2006/bibliography"/>
-  </ds:schemaRefs>
-</ds:datastoreItem>
 </file>